--- a/telechargements/word/3-Politique-adhesion-Membership-Policy.docx
+++ b/telechargements/word/3-Politique-adhesion-Membership-Policy.docx
@@ -507,6 +507,21 @@
     </w:p>
     <w:p>
       <w:pPr>
+        <w:spacing w:after="140"/>
+      </w:pPr>
+      <w:r>
+        <w:rPr>
+          <w:b/>
+          <w:bCs/>
+        </w:rPr>
+        <w:t xml:space="preserve">Stage et expérience pratique</w:t>
+      </w:r>
+      <w:r>
+        <w:t xml:space="preserve"> : pour les candidat·es en début de carrière, l'admission comme membre régulier requiert un stage supervisé d'au minimum 540 heures dans le domaine, ou l'équivalent reconnu par le comité d'admission.</w:t>
+      </w:r>
+    </w:p>
+    <w:p>
+      <w:pPr>
         <w:pStyle w:val="Heading2"/>
       </w:pPr>
       <w:r>
@@ -1170,6 +1185,21 @@
     </w:p>
     <w:p>
       <w:pPr>
+        <w:spacing w:after="140"/>
+      </w:pPr>
+      <w:r>
+        <w:rPr>
+          <w:b/>
+          <w:bCs/>
+        </w:rPr>
+        <w:t xml:space="preserve">Internship and practical experience</w:t>
+      </w:r>
+      <w:r>
+        <w:t xml:space="preserve">: for early-career applicants, admission as a regular member requires a supervised internship of at least 540 hours in the field, or an equivalent recognized by the admissions committee.</w:t>
+      </w:r>
+    </w:p>
+    <w:p>
+      <w:pPr>
         <w:pStyle w:val="Heading2"/>
       </w:pPr>
       <w:r>
@@ -1391,7 +1421,7 @@
         <w:sz w:val="15"/>
         <w:szCs w:val="15"/>
       </w:rPr>
-      <w:t xml:space="preserve">C.P. 0000, Fredericton (Nouveau-Brunswick) E3B 0A0   ·   info@apcnb.ca   ·   </w:t>
+      <w:t xml:space="preserve">C.P. 0000, Fredericton (Nouveau-Brunswick) E3B 0A0   ·   info@apcnb-nbpac.ca   ·   </w:t>
     </w:r>
     <w:r>
       <w:rPr>

--- a/telechargements/word/3-Politique-adhesion-Membership-Policy.docx
+++ b/telechargements/word/3-Politique-adhesion-Membership-Policy.docx
@@ -83,6 +83,20 @@
           <w:color w:val="5B6675"/>
         </w:rPr>
         <w:t xml:space="preserve">2 juin 2026</w:t>
+      </w:r>
+      <w:r>
+        <w:rPr>
+          <w:b/>
+          <w:bCs/>
+          <w:color w:val="15263F"/>
+        </w:rPr>
+        <w:t xml:space="preserve">    Mise à jour : </w:t>
+      </w:r>
+      <w:r>
+        <w:rPr>
+          <w:color w:val="5B6675"/>
+        </w:rPr>
+        <w:t xml:space="preserve">25 septembre 2026</w:t>
       </w:r>
     </w:p>
     <w:p>
@@ -761,6 +775,20 @@
           <w:color w:val="5B6675"/>
         </w:rPr>
         <w:t xml:space="preserve">June 2, 2026</w:t>
+      </w:r>
+      <w:r>
+        <w:rPr>
+          <w:b/>
+          <w:bCs/>
+          <w:color w:val="15263F"/>
+        </w:rPr>
+        <w:t xml:space="preserve">    Updated : </w:t>
+      </w:r>
+      <w:r>
+        <w:rPr>
+          <w:color w:val="5B6675"/>
+        </w:rPr>
+        <w:t xml:space="preserve">September 25, 2026</w:t>
       </w:r>
     </w:p>
     <w:p>

--- a/telechargements/word/3-Politique-adhesion-Membership-Policy.docx
+++ b/telechargements/word/3-Politique-adhesion-Membership-Policy.docx
@@ -528,6 +528,21 @@
           <w:b/>
           <w:bCs/>
         </w:rPr>
+        <w:t xml:space="preserve">Frais d'étude de dossier</w:t>
+      </w:r>
+      <w:r>
+        <w:t xml:space="preserve"> : des frais de 50 $ (non remboursables) s'appliquent à l'admission des membres réguliers et associés, en plus de la cotisation; les membres étudiants en sont exemptés.</w:t>
+      </w:r>
+    </w:p>
+    <w:p>
+      <w:pPr>
+        <w:spacing w:after="140"/>
+      </w:pPr>
+      <w:r>
+        <w:rPr>
+          <w:b/>
+          <w:bCs/>
+        </w:rPr>
         <w:t xml:space="preserve">Stage et expérience pratique</w:t>
       </w:r>
       <w:r>
@@ -591,7 +606,7 @@
         <w:spacing w:after="60"/>
       </w:pPr>
       <w:r>
-        <w:t xml:space="preserve">Paiement de la cotisation et confirmation de l'adhésion.</w:t>
+        <w:t xml:space="preserve">Paiement des frais d'étude de dossier (non remboursables) et de la cotisation, puis confirmation de l'adhésion.</w:t>
       </w:r>
     </w:p>
     <w:p>
@@ -1220,6 +1235,21 @@
           <w:b/>
           <w:bCs/>
         </w:rPr>
+        <w:t xml:space="preserve">Application review fee</w:t>
+      </w:r>
+      <w:r>
+        <w:t xml:space="preserve">: a non-refundable fee of $50 applies to the admission of regular and associate members, in addition to dues; student members are exempt.</w:t>
+      </w:r>
+    </w:p>
+    <w:p>
+      <w:pPr>
+        <w:spacing w:after="140"/>
+      </w:pPr>
+      <w:r>
+        <w:rPr>
+          <w:b/>
+          <w:bCs/>
+        </w:rPr>
         <w:t xml:space="preserve">Internship and practical experience</w:t>
       </w:r>
       <w:r>
@@ -1283,7 +1313,7 @@
         <w:spacing w:after="60"/>
       </w:pPr>
       <w:r>
-        <w:t xml:space="preserve">Payment of dues and confirmation of membership.</w:t>
+        <w:t xml:space="preserve">Payment of the non-refundable application review fee and the dues, then confirmation of membership.</w:t>
       </w:r>
     </w:p>
     <w:p>

--- a/telechargements/word/3-Politique-adhesion-Membership-Policy.docx
+++ b/telechargements/word/3-Politique-adhesion-Membership-Policy.docx
@@ -1479,7 +1479,7 @@
         <w:sz w:val="15"/>
         <w:szCs w:val="15"/>
       </w:rPr>
-      <w:t xml:space="preserve">C.P. 0000, Fredericton (Nouveau-Brunswick) E3B 0A0   ·   info@apcnb-nbpac.ca   ·   </w:t>
+      <w:t xml:space="preserve">C.P. 0000, Fredericton (Nouveau-Brunswick) E3B 0A0   ·   info@apcnb-nbpac.ca   ·   Tél. 506-381-9495   ·   </w:t>
     </w:r>
     <w:r>
       <w:rPr>

--- a/telechargements/word/3-Politique-adhesion-Membership-Policy.docx
+++ b/telechargements/word/3-Politique-adhesion-Membership-Policy.docx
@@ -1479,7 +1479,7 @@
         <w:sz w:val="15"/>
         <w:szCs w:val="15"/>
       </w:rPr>
-      <w:t xml:space="preserve">C.P. 0000, Fredericton (Nouveau-Brunswick) E3B 0A0   ·   info@apcnb-nbpac.ca   ·   Tél. 506-381-9495   ·   </w:t>
+      <w:t xml:space="preserve">96, rue Weldon, Dieppe (Nouveau-Brunswick) E1C 5W2   ·   info@apcnb-nbpac.ca   ·   Tél. 506-381-9495   ·   </w:t>
     </w:r>
     <w:r>
       <w:rPr>

--- a/telechargements/word/3-Politique-adhesion-Membership-Policy.docx
+++ b/telechargements/word/3-Politique-adhesion-Membership-Policy.docx
@@ -96,7 +96,7 @@
         <w:rPr>
           <w:color w:val="5B6675"/>
         </w:rPr>
-        <w:t xml:space="preserve">25 septembre 2026</w:t>
+        <w:t xml:space="preserve">29 octobre 2026</w:t>
       </w:r>
     </w:p>
     <w:p>
@@ -803,7 +803,7 @@
         <w:rPr>
           <w:color w:val="5B6675"/>
         </w:rPr>
-        <w:t xml:space="preserve">September 25, 2026</w:t>
+        <w:t xml:space="preserve">October 29, 2026</w:t>
       </w:r>
     </w:p>
     <w:p>
